--- a/Kamala_Ponnusami_Resume.docx
+++ b/Kamala_Ponnusami_Resume.docx
@@ -98,7 +98,7 @@
           <w:rFonts w:ascii="Calibri" w:eastAsia="Calibri" w:hAnsi="Calibri" w:cs="Calibri"/>
           <w:color w:val="595959"/>
         </w:rPr>
-        <w:t>/in/kamalasami</w:t>
+        <w:t>/in/kamalasami | github.com/kamalasami</w:t>
       </w:r>
     </w:p>
     <w:p>
